--- a/docs/legal/Черновик — агентский договор с исполнителем.docx
+++ b/docs/legal/Черновик — агентский договор с исполнителем.docx
@@ -13,16 +13,10 @@
     <w:p>
       <w:r>
         <w:rPr>
-          <w:b w:val="0"/>
-          <w:i/>
-        </w:rPr>
-      </w:r>
-      <w:r>
-        <w:rPr>
           <w:b/>
           <w:i/>
         </w:rPr>
-        <w:t>Черновик для юриста, подготовлен 02.10.2026. Юридической силы не имеет.</w:t>
+        <w:t>Черновик для юриста, подготовлен 02.10.2026, оператор вписан 03.10.2026. Юридической силы не имеет.</w:t>
       </w:r>
       <w:r>
         <w:rPr>
@@ -35,22 +29,10 @@
     <w:p>
       <w:r>
         <w:rPr>
-          <w:b w:val="0"/>
-          <w:i/>
-        </w:rPr>
-      </w:r>
-      <w:r>
-        <w:rPr>
           <w:b/>
           <w:i/>
         </w:rPr>
         <w:t>Вопросы юристу:</w:t>
-      </w:r>
-      <w:r>
-        <w:rPr>
-          <w:b w:val="0"/>
-          <w:i/>
-        </w:rPr>
       </w:r>
     </w:p>
     <w:p>
@@ -59,7 +41,7 @@
           <w:b w:val="0"/>
           <w:i/>
         </w:rPr>
-        <w:t>1. Кто оператор платформы (ООО, его реквизиты) и подходит ли схема «платформа — агент исполнителя» (агент от имени и за счёт исполнителя заключает договор с заказчиком и принимает оплату) для ЮKassa и для налогов (НДС с вознаграждения агента, чеки 54-ФЗ — чей чек и с какими признаками агента).</w:t>
+        <w:t>1. Оператор платформы — ООО «АИС Переводчик» (решение Дамира 03.10.2026). Подходит ли схема «платформа — агент исполнителя» (агент от имени и за счёт исполнителя заключает договор с заказчиком и принимает оплату) для ЮKassa и для налогов (НДС с вознаграждения агента, чеки 54-ФЗ — чей чек и с какими признаками агента).</w:t>
       </w:r>
     </w:p>
     <w:p>
@@ -152,7 +134,7 @@
         <w:rPr>
           <w:b w:val="0"/>
         </w:rPr>
-        <w:t xml:space="preserve"> — [полное наименование оператора платформы], ОГРН [ ], ИНН [ ], адрес [ ].</w:t>
+        <w:t xml:space="preserve"> — Общество с ограниченной ответственностью «АИС Переводчик» (ООО «АИС Переводчик»), ОГРН [ ], ИНН 7715486007, КПП 772201001, адрес: г. Москва, ул. Нижняя Хохловка, д. 8, кв. 606.</w:t>
       </w:r>
     </w:p>
     <w:p>
@@ -495,7 +477,7 @@
         <w:rPr>
           <w:b w:val="0"/>
         </w:rPr>
-        <w:t>4.4. Если для вида услуги требуется квалифицированная электронная подпись, Исполнитель подписывает файлы результата своей подписью в кабинете. Без подписи сдать результат нельзя. Подпись получает и оплачивает Исполнитель [или: Агент подключает подпись через [поставщик], условия — приложение 2].</w:t>
+        <w:t>4.4. Если для вида услуги требуется квалифицированная электронная подпись, файлы результата подписывают двое: эксперт (оценщик), выполнивший работу, — своей подписью, и руководитель организации-Исполнителя — подписью организации. Подписать можно любым из способов: загрузить в кабинет готовый файл подписи, сделанный в программе любого аккредитованного удостоверяющего центра или в приложении «Госключ», или [после подключения] подписать прямо в кабинете через облачный сервис подписи. Платформа проверяет каждую подпись и принимает только верную. Без всех нужных подписей сдать результат нельзя. Сертификат подписи получает и оплачивает Исполнитель [или: Агент подключает облачную подпись через [поставщик], условия — приложение 2].</w:t>
       </w:r>
     </w:p>
     <w:p>
@@ -511,7 +493,7 @@
         <w:rPr>
           <w:b w:val="0"/>
         </w:rPr>
-        <w:t>4.6. Переписка с заказчиком ведётся в заявке. Имя Исполнителя заказчику не показывается, кроме сведений в подписи результата (сертификат подписи содержит фамилию, имя и отчество подписавшего).</w:t>
+        <w:t>4.6. Переписка с заказчиком ведётся в заявке. Имя Исполнителя заказчику не показывается, кроме сведений в подписях результата (сертификат подписи содержит фамилию, имя и отчество подписавшего, а подпись организации — и её наименование).</w:t>
       </w:r>
     </w:p>
     <w:p>
@@ -625,7 +607,7 @@
         <w:rPr>
           <w:b w:val="0"/>
         </w:rPr>
-        <w:t>[Юристу: нужен ли порядок оспаривания решения диспетчера Исполнителем.]</w:t>
+        <w:t xml:space="preserve">  [Юристу: нужен ли порядок оспаривания решения диспетчера Исполнителем.]</w:t>
       </w:r>
     </w:p>
     <w:p>
@@ -909,7 +891,7 @@
         <w:rPr>
           <w:b w:val="0"/>
         </w:rPr>
-        <w:t>Агент: [ ]</w:t>
+        <w:t>Агент: Общество с ограниченной ответственностью «АИС Переводчик» (ООО «АИС Переводчик»), ОГРН [ ], ИНН 7715486007, КПП 772201001, адрес: г. Москва, ул. Нижняя Хохловка, д. 8, кв. 606. [Банковские реквизиты — уточнить.]</w:t>
       </w:r>
     </w:p>
     <w:p>
@@ -923,11 +905,6 @@
     <w:p>
       <w:r>
         <w:rPr>
-          <w:b w:val="0"/>
-        </w:rPr>
-      </w:r>
-      <w:r>
-        <w:rPr>
           <w:b/>
         </w:rPr>
         <w:t>Приложения:</w:t>
@@ -936,7 +913,7 @@
         <w:rPr>
           <w:b w:val="0"/>
         </w:rPr>
-        <w:t xml:space="preserve"> 1 — текст договора Исполнителя с заказчиком (оферта для заказчика); 2 — условия подключения подписи [если подписи подключает Агент]; 3 — правила проверки результата по видам услуг (как в кабинете).</w:t>
+        <w:t xml:space="preserve"> 1 — текст договора Исполнителя с заказчиком (оферта для заказчика); 2 — условия подключения облачной подписи [если её подключает Агент]; 3 — правила проверки результата по видам услуг (как в кабинете).</w:t>
       </w:r>
     </w:p>
     <w:sectPr>
@@ -1312,10 +1289,6 @@
     <w:name w:val="Normal"/>
     <w:qFormat/>
     <w:rsid w:val="00FC693F"/>
-    <w:rPr>
-      <w:rFonts w:ascii="Times New Roman" w:hAnsi="Times New Roman"/>
-      <w:sz w:val="24"/>
-    </w:rPr>
   </w:style>
   <w:style w:type="paragraph" w:styleId="Header">
     <w:name w:val="header"/>
